--- a/results/H1/table_06b_lmm_total_random_effects.docx
+++ b/results/H1/table_06b_lmm_total_random_effects.docx
@@ -28,7 +28,7 @@
         <w:rPr/>
         <w:t xml:space="preserve">Table </w:t>
       </w:r>
-      <w:bookmarkStart w:id="adf79dd1-6852-46aa-aeb9-239bf26131a0" w:name="table"/>
+      <w:bookmarkStart w:id="3c4b2a5a-61fd-400d-a29a-d4ed3a03a4c2" w:name="table"/>
       <w:r>
         <w:rPr/>
         <w:fldChar w:fldCharType="begin" w:dirty="true"/>
@@ -41,7 +41,7 @@
         <w:rPr/>
         <w:fldChar w:fldCharType="end" w:dirty="true"/>
       </w:r>
-      <w:bookmarkEnd w:id="adf79dd1-6852-46aa-aeb9-239bf26131a0"/>
+      <w:bookmarkEnd w:id="3c4b2a5a-61fd-400d-a29a-d4ed3a03a4c2"/>
       <w:r>
         <w:rPr/>
         <w:t xml:space="preserve">. </w:t>

--- a/results/H1/table_06b_lmm_total_random_effects.docx
+++ b/results/H1/table_06b_lmm_total_random_effects.docx
@@ -28,7 +28,7 @@
         <w:rPr/>
         <w:t xml:space="preserve">Table </w:t>
       </w:r>
-      <w:bookmarkStart w:id="3c4b2a5a-61fd-400d-a29a-d4ed3a03a4c2" w:name="table"/>
+      <w:bookmarkStart w:id="3622bce1-d27c-4b8f-b73e-6114c1026f3b" w:name="table"/>
       <w:r>
         <w:rPr/>
         <w:fldChar w:fldCharType="begin" w:dirty="true"/>
@@ -41,7 +41,7 @@
         <w:rPr/>
         <w:fldChar w:fldCharType="end" w:dirty="true"/>
       </w:r>
-      <w:bookmarkEnd w:id="3c4b2a5a-61fd-400d-a29a-d4ed3a03a4c2"/>
+      <w:bookmarkEnd w:id="3622bce1-d27c-4b8f-b73e-6114c1026f3b"/>
       <w:r>
         <w:rPr/>
         <w:t xml:space="preserve">. </w:t>

--- a/results/H1/table_06b_lmm_total_random_effects.docx
+++ b/results/H1/table_06b_lmm_total_random_effects.docx
@@ -28,7 +28,7 @@
         <w:rPr/>
         <w:t xml:space="preserve">Table </w:t>
       </w:r>
-      <w:bookmarkStart w:id="3622bce1-d27c-4b8f-b73e-6114c1026f3b" w:name="table"/>
+      <w:bookmarkStart w:id="694713f6-1dd6-4c90-8958-4c3b4f680e49" w:name="table"/>
       <w:r>
         <w:rPr/>
         <w:fldChar w:fldCharType="begin" w:dirty="true"/>
@@ -41,7 +41,7 @@
         <w:rPr/>
         <w:fldChar w:fldCharType="end" w:dirty="true"/>
       </w:r>
-      <w:bookmarkEnd w:id="3622bce1-d27c-4b8f-b73e-6114c1026f3b"/>
+      <w:bookmarkEnd w:id="694713f6-1dd6-4c90-8958-4c3b4f680e49"/>
       <w:r>
         <w:rPr/>
         <w:t xml:space="preserve">. </w:t>
